--- a/resources/form_templates/estandar/SNCC_F021_Estudio_de_Precios.docx
+++ b/resources/form_templates/estandar/SNCC_F021_Estudio_de_Precios.docx
@@ -121,7 +121,7 @@
                               <w:rPr>
                                 <w:rStyle w:val="Textodelmarcadordeposicin"/>
                               </w:rPr>
-                              <w:t>Click here to enter text.</w:t>
+                              <w:t>${proceso_codigo}</w:t>
                             </w:r>
                           </w:p>
                         </w:sdtContent>
@@ -183,7 +183,7 @@
                               <w:rPr>
                                 <w:rStyle w:val="Textodelmarcadordeposicin"/>
                               </w:rPr>
-                              <w:t>Click here to enter text.</w:t>
+                              <w:t>${proceso_codigo}</w:t>
                             </w:r>
                           </w:p>
                         </w:sdtContent>
@@ -472,7 +472,7 @@
                         <w:rPr>
                           <w:rStyle w:val="Style5"/>
                         </w:rPr>
-                        <w:t xml:space="preserve">Seleccione la fecha </w:t>
+                        <w:t xml:space="preserve">${fecha} </w:t>
                       </w:r>
                     </w:sdtContent>
                   </w:sdt>
@@ -5871,7 +5871,7 @@
             <w:rPr>
               <w:rStyle w:val="Textodelmarcadordeposicin"/>
             </w:rPr>
-            <w:t>Click here to enter text.</w:t>
+            <w:t>${proceso_codigo}</w:t>
           </w:r>
         </w:p>
       </w:docPartBody>
@@ -5900,7 +5900,7 @@
             <w:rPr>
               <w:rStyle w:val="Textodelmarcadordeposicin"/>
             </w:rPr>
-            <w:t>Click here to enter text.</w:t>
+            <w:t>${proceso_codigo}</w:t>
           </w:r>
         </w:p>
       </w:docPartBody>
@@ -5929,7 +5929,7 @@
             <w:rPr>
               <w:rStyle w:val="Textodelmarcadordeposicin"/>
             </w:rPr>
-            <w:t>Click here to enter text.</w:t>
+            <w:t>${proceso_codigo}</w:t>
           </w:r>
         </w:p>
       </w:docPartBody>
@@ -5958,7 +5958,7 @@
             <w:rPr>
               <w:rStyle w:val="Textodelmarcadordeposicin"/>
             </w:rPr>
-            <w:t>Click here to enter text.</w:t>
+            <w:t>${proceso_codigo}</w:t>
           </w:r>
         </w:p>
       </w:docPartBody>
@@ -5987,7 +5987,7 @@
             <w:rPr>
               <w:rStyle w:val="Textodelmarcadordeposicin"/>
             </w:rPr>
-            <w:t>Click here to enter text.</w:t>
+            <w:t>${proceso_codigo}</w:t>
           </w:r>
         </w:p>
       </w:docPartBody>
@@ -6016,7 +6016,7 @@
             <w:rPr>
               <w:rStyle w:val="Textodelmarcadordeposicin"/>
             </w:rPr>
-            <w:t>Click here to enter text.</w:t>
+            <w:t>${proceso_codigo}</w:t>
           </w:r>
         </w:p>
       </w:docPartBody>
@@ -6045,7 +6045,7 @@
             <w:rPr>
               <w:rStyle w:val="Textodelmarcadordeposicin"/>
             </w:rPr>
-            <w:t>Click here to enter text.</w:t>
+            <w:t>${proceso_codigo}</w:t>
           </w:r>
         </w:p>
       </w:docPartBody>
@@ -6074,7 +6074,7 @@
             <w:rPr>
               <w:rStyle w:val="Textodelmarcadordeposicin"/>
             </w:rPr>
-            <w:t>Click here to enter text.</w:t>
+            <w:t>${proceso_codigo}</w:t>
           </w:r>
         </w:p>
       </w:docPartBody>
@@ -6103,7 +6103,7 @@
             <w:rPr>
               <w:rStyle w:val="Textodelmarcadordeposicin"/>
             </w:rPr>
-            <w:t>Click here to enter text.</w:t>
+            <w:t>${proceso_codigo}</w:t>
           </w:r>
         </w:p>
       </w:docPartBody>
@@ -6132,7 +6132,7 @@
             <w:rPr>
               <w:rStyle w:val="Textodelmarcadordeposicin"/>
             </w:rPr>
-            <w:t>Click here to enter text.</w:t>
+            <w:t>${proceso_codigo}</w:t>
           </w:r>
         </w:p>
       </w:docPartBody>
@@ -6161,7 +6161,7 @@
             <w:rPr>
               <w:rStyle w:val="Textodelmarcadordeposicin"/>
             </w:rPr>
-            <w:t>Click here to enter text.</w:t>
+            <w:t>${proceso_codigo}</w:t>
           </w:r>
         </w:p>
       </w:docPartBody>
@@ -6190,7 +6190,7 @@
             <w:rPr>
               <w:rStyle w:val="Textodelmarcadordeposicin"/>
             </w:rPr>
-            <w:t>Click here to enter text.</w:t>
+            <w:t>${proceso_codigo}</w:t>
           </w:r>
         </w:p>
       </w:docPartBody>
@@ -6219,7 +6219,7 @@
             <w:rPr>
               <w:rStyle w:val="Textodelmarcadordeposicin"/>
             </w:rPr>
-            <w:t>Click here to enter text.</w:t>
+            <w:t>${proceso_codigo}</w:t>
           </w:r>
         </w:p>
       </w:docPartBody>
@@ -6248,7 +6248,7 @@
             <w:rPr>
               <w:rStyle w:val="Textodelmarcadordeposicin"/>
             </w:rPr>
-            <w:t>Click here to enter text.</w:t>
+            <w:t>${proceso_codigo}</w:t>
           </w:r>
         </w:p>
       </w:docPartBody>
@@ -6277,7 +6277,7 @@
             <w:rPr>
               <w:rStyle w:val="Textodelmarcadordeposicin"/>
             </w:rPr>
-            <w:t>Click here to enter text.</w:t>
+            <w:t>${proceso_codigo}</w:t>
           </w:r>
         </w:p>
       </w:docPartBody>
@@ -6306,7 +6306,7 @@
             <w:rPr>
               <w:rStyle w:val="Textodelmarcadordeposicin"/>
             </w:rPr>
-            <w:t>Click here to enter text.</w:t>
+            <w:t>${proceso_codigo}</w:t>
           </w:r>
         </w:p>
       </w:docPartBody>
@@ -6335,7 +6335,7 @@
             <w:rPr>
               <w:rStyle w:val="Textodelmarcadordeposicin"/>
             </w:rPr>
-            <w:t>Click here to enter text.</w:t>
+            <w:t>${proceso_codigo}</w:t>
           </w:r>
         </w:p>
       </w:docPartBody>
@@ -6364,7 +6364,7 @@
             <w:rPr>
               <w:rStyle w:val="Textodelmarcadordeposicin"/>
             </w:rPr>
-            <w:t>Click here to enter text.</w:t>
+            <w:t>${proceso_codigo}</w:t>
           </w:r>
         </w:p>
       </w:docPartBody>
@@ -6393,7 +6393,7 @@
             <w:rPr>
               <w:rStyle w:val="Textodelmarcadordeposicin"/>
             </w:rPr>
-            <w:t>Click here to enter text.</w:t>
+            <w:t>${proceso_codigo}</w:t>
           </w:r>
         </w:p>
       </w:docPartBody>
@@ -6422,7 +6422,7 @@
             <w:rPr>
               <w:rStyle w:val="Textodelmarcadordeposicin"/>
             </w:rPr>
-            <w:t>Click here to enter text.</w:t>
+            <w:t>${proceso_codigo}</w:t>
           </w:r>
         </w:p>
       </w:docPartBody>
@@ -6451,7 +6451,7 @@
             <w:rPr>
               <w:rStyle w:val="Textodelmarcadordeposicin"/>
             </w:rPr>
-            <w:t>Click here to enter text.</w:t>
+            <w:t>${proceso_codigo}</w:t>
           </w:r>
         </w:p>
       </w:docPartBody>
@@ -6480,7 +6480,7 @@
             <w:rPr>
               <w:rStyle w:val="Textodelmarcadordeposicin"/>
             </w:rPr>
-            <w:t>Click here to enter text.</w:t>
+            <w:t>${proceso_codigo}</w:t>
           </w:r>
         </w:p>
       </w:docPartBody>
@@ -6509,7 +6509,7 @@
             <w:rPr>
               <w:rStyle w:val="Textodelmarcadordeposicin"/>
             </w:rPr>
-            <w:t>Click here to enter text.</w:t>
+            <w:t>${proceso_codigo}</w:t>
           </w:r>
         </w:p>
       </w:docPartBody>
@@ -6538,7 +6538,7 @@
             <w:rPr>
               <w:rStyle w:val="Textodelmarcadordeposicin"/>
             </w:rPr>
-            <w:t>Click here to enter text.</w:t>
+            <w:t>${proceso_codigo}</w:t>
           </w:r>
         </w:p>
       </w:docPartBody>
@@ -6567,7 +6567,7 @@
             <w:rPr>
               <w:rStyle w:val="Textodelmarcadordeposicin"/>
             </w:rPr>
-            <w:t>Click here to enter text.</w:t>
+            <w:t>${proceso_codigo}</w:t>
           </w:r>
         </w:p>
       </w:docPartBody>
@@ -6596,7 +6596,7 @@
             <w:rPr>
               <w:rStyle w:val="Textodelmarcadordeposicin"/>
             </w:rPr>
-            <w:t>Click here to enter text.</w:t>
+            <w:t>${proceso_codigo}</w:t>
           </w:r>
         </w:p>
       </w:docPartBody>
@@ -6625,7 +6625,7 @@
             <w:rPr>
               <w:rStyle w:val="Textodelmarcadordeposicin"/>
             </w:rPr>
-            <w:t>Click here to enter text.</w:t>
+            <w:t>${proceso_codigo}</w:t>
           </w:r>
         </w:p>
       </w:docPartBody>
@@ -6654,7 +6654,7 @@
             <w:rPr>
               <w:rStyle w:val="Textodelmarcadordeposicin"/>
             </w:rPr>
-            <w:t>Click here to enter text.</w:t>
+            <w:t>${proceso_codigo}</w:t>
           </w:r>
         </w:p>
       </w:docPartBody>
@@ -6683,7 +6683,7 @@
             <w:rPr>
               <w:rStyle w:val="Textodelmarcadordeposicin"/>
             </w:rPr>
-            <w:t>Click here to enter text.</w:t>
+            <w:t>${proceso_codigo}</w:t>
           </w:r>
         </w:p>
       </w:docPartBody>
@@ -6712,7 +6712,7 @@
             <w:rPr>
               <w:rStyle w:val="Textodelmarcadordeposicin"/>
             </w:rPr>
-            <w:t>Click here to enter text.</w:t>
+            <w:t>${proceso_codigo}</w:t>
           </w:r>
         </w:p>
       </w:docPartBody>
@@ -6741,7 +6741,7 @@
             <w:rPr>
               <w:rStyle w:val="Textodelmarcadordeposicin"/>
             </w:rPr>
-            <w:t>Click here to enter text.</w:t>
+            <w:t>${proceso_codigo}</w:t>
           </w:r>
         </w:p>
       </w:docPartBody>
@@ -6770,7 +6770,7 @@
             <w:rPr>
               <w:rStyle w:val="Textodelmarcadordeposicin"/>
             </w:rPr>
-            <w:t>Click here to enter text.</w:t>
+            <w:t>${proceso_codigo}</w:t>
           </w:r>
         </w:p>
       </w:docPartBody>
@@ -6799,7 +6799,7 @@
             <w:rPr>
               <w:rStyle w:val="Textodelmarcadordeposicin"/>
             </w:rPr>
-            <w:t>Click here to enter text.</w:t>
+            <w:t>${proceso_codigo}</w:t>
           </w:r>
         </w:p>
       </w:docPartBody>
@@ -6828,7 +6828,7 @@
             <w:rPr>
               <w:rStyle w:val="Textodelmarcadordeposicin"/>
             </w:rPr>
-            <w:t>Click here to enter text.</w:t>
+            <w:t>${proceso_codigo}</w:t>
           </w:r>
         </w:p>
       </w:docPartBody>
@@ -6857,7 +6857,7 @@
             <w:rPr>
               <w:rStyle w:val="Textodelmarcadordeposicin"/>
             </w:rPr>
-            <w:t>Click here to enter text.</w:t>
+            <w:t>${proceso_codigo}</w:t>
           </w:r>
         </w:p>
       </w:docPartBody>
@@ -6886,7 +6886,7 @@
             <w:rPr>
               <w:rStyle w:val="Textodelmarcadordeposicin"/>
             </w:rPr>
-            <w:t>Click here to enter text.</w:t>
+            <w:t>${proceso_codigo}</w:t>
           </w:r>
         </w:p>
       </w:docPartBody>
@@ -6915,7 +6915,7 @@
             <w:rPr>
               <w:rStyle w:val="Textodelmarcadordeposicin"/>
             </w:rPr>
-            <w:t>Click here to enter text.</w:t>
+            <w:t>${proceso_codigo}</w:t>
           </w:r>
         </w:p>
       </w:docPartBody>
@@ -6944,7 +6944,7 @@
             <w:rPr>
               <w:rStyle w:val="Textodelmarcadordeposicin"/>
             </w:rPr>
-            <w:t>Click here to enter text.</w:t>
+            <w:t>${proceso_codigo}</w:t>
           </w:r>
         </w:p>
       </w:docPartBody>
@@ -6973,7 +6973,7 @@
             <w:rPr>
               <w:rStyle w:val="Textodelmarcadordeposicin"/>
             </w:rPr>
-            <w:t>Click here to enter text.</w:t>
+            <w:t>${proceso_codigo}</w:t>
           </w:r>
         </w:p>
       </w:docPartBody>
@@ -7002,7 +7002,7 @@
             <w:rPr>
               <w:rStyle w:val="Textodelmarcadordeposicin"/>
             </w:rPr>
-            <w:t>Click here to enter text.</w:t>
+            <w:t>${proceso_codigo}</w:t>
           </w:r>
         </w:p>
       </w:docPartBody>
@@ -7031,7 +7031,7 @@
             <w:rPr>
               <w:rStyle w:val="Textodelmarcadordeposicin"/>
             </w:rPr>
-            <w:t>Click here to enter text.</w:t>
+            <w:t>${proceso_codigo}</w:t>
           </w:r>
         </w:p>
       </w:docPartBody>
@@ -7060,7 +7060,7 @@
             <w:rPr>
               <w:rStyle w:val="Textodelmarcadordeposicin"/>
             </w:rPr>
-            <w:t>Click here to enter text.</w:t>
+            <w:t>${proceso_codigo}</w:t>
           </w:r>
         </w:p>
       </w:docPartBody>
@@ -7089,7 +7089,7 @@
             <w:rPr>
               <w:rStyle w:val="Textodelmarcadordeposicin"/>
             </w:rPr>
-            <w:t>Click here to enter text.</w:t>
+            <w:t>${proceso_codigo}</w:t>
           </w:r>
         </w:p>
       </w:docPartBody>
@@ -7118,7 +7118,7 @@
             <w:rPr>
               <w:rStyle w:val="Textodelmarcadordeposicin"/>
             </w:rPr>
-            <w:t>Click here to enter text.</w:t>
+            <w:t>${proceso_codigo}</w:t>
           </w:r>
         </w:p>
       </w:docPartBody>
@@ -7147,7 +7147,7 @@
             <w:rPr>
               <w:rStyle w:val="Textodelmarcadordeposicin"/>
             </w:rPr>
-            <w:t>Click here to enter text.</w:t>
+            <w:t>${proceso_codigo}</w:t>
           </w:r>
         </w:p>
       </w:docPartBody>
@@ -7176,7 +7176,7 @@
             <w:rPr>
               <w:rStyle w:val="Textodelmarcadordeposicin"/>
             </w:rPr>
-            <w:t>Click here to enter text.</w:t>
+            <w:t>${proceso_codigo}</w:t>
           </w:r>
         </w:p>
       </w:docPartBody>
@@ -7205,7 +7205,7 @@
             <w:rPr>
               <w:rStyle w:val="Textodelmarcadordeposicin"/>
             </w:rPr>
-            <w:t>Click here to enter text.</w:t>
+            <w:t>${proceso_codigo}</w:t>
           </w:r>
         </w:p>
       </w:docPartBody>
@@ -7234,7 +7234,7 @@
             <w:rPr>
               <w:rStyle w:val="Textodelmarcadordeposicin"/>
             </w:rPr>
-            <w:t>Click here to enter text.</w:t>
+            <w:t>${proceso_codigo}</w:t>
           </w:r>
         </w:p>
       </w:docPartBody>
@@ -7263,7 +7263,7 @@
             <w:rPr>
               <w:rStyle w:val="Textodelmarcadordeposicin"/>
             </w:rPr>
-            <w:t>Click here to enter text.</w:t>
+            <w:t>${proceso_codigo}</w:t>
           </w:r>
         </w:p>
       </w:docPartBody>
@@ -7292,7 +7292,7 @@
             <w:rPr>
               <w:rStyle w:val="Textodelmarcadordeposicin"/>
             </w:rPr>
-            <w:t>Click here to enter text.</w:t>
+            <w:t>${proceso_codigo}</w:t>
           </w:r>
         </w:p>
       </w:docPartBody>
@@ -7321,7 +7321,7 @@
             <w:rPr>
               <w:rStyle w:val="Textodelmarcadordeposicin"/>
             </w:rPr>
-            <w:t>Click here to enter text.</w:t>
+            <w:t>${proceso_codigo}</w:t>
           </w:r>
         </w:p>
       </w:docPartBody>
@@ -7350,7 +7350,7 @@
             <w:rPr>
               <w:rStyle w:val="Textodelmarcadordeposicin"/>
             </w:rPr>
-            <w:t>Click here to enter text.</w:t>
+            <w:t>${proceso_codigo}</w:t>
           </w:r>
         </w:p>
       </w:docPartBody>
@@ -7379,7 +7379,7 @@
             <w:rPr>
               <w:rStyle w:val="Textodelmarcadordeposicin"/>
             </w:rPr>
-            <w:t>Click here to enter text.</w:t>
+            <w:t>${proceso_codigo}</w:t>
           </w:r>
         </w:p>
       </w:docPartBody>
@@ -7408,7 +7408,7 @@
             <w:rPr>
               <w:rStyle w:val="Textodelmarcadordeposicin"/>
             </w:rPr>
-            <w:t>Click here to enter text.</w:t>
+            <w:t>${proceso_codigo}</w:t>
           </w:r>
         </w:p>
       </w:docPartBody>
@@ -7437,7 +7437,7 @@
             <w:rPr>
               <w:rStyle w:val="Textodelmarcadordeposicin"/>
             </w:rPr>
-            <w:t>Click here to enter text.</w:t>
+            <w:t>${proceso_codigo}</w:t>
           </w:r>
         </w:p>
       </w:docPartBody>
@@ -7466,7 +7466,7 @@
             <w:rPr>
               <w:rStyle w:val="Textodelmarcadordeposicin"/>
             </w:rPr>
-            <w:t>Click here to enter text.</w:t>
+            <w:t>${proceso_codigo}</w:t>
           </w:r>
         </w:p>
       </w:docPartBody>
@@ -7495,7 +7495,7 @@
             <w:rPr>
               <w:rStyle w:val="Textodelmarcadordeposicin"/>
             </w:rPr>
-            <w:t>Click here to enter text.</w:t>
+            <w:t>${proceso_codigo}</w:t>
           </w:r>
         </w:p>
       </w:docPartBody>
@@ -7524,7 +7524,7 @@
             <w:rPr>
               <w:rStyle w:val="Textodelmarcadordeposicin"/>
             </w:rPr>
-            <w:t>Click here to enter text.</w:t>
+            <w:t>${proceso_codigo}</w:t>
           </w:r>
         </w:p>
       </w:docPartBody>
@@ -7553,7 +7553,7 @@
             <w:rPr>
               <w:rStyle w:val="Textodelmarcadordeposicin"/>
             </w:rPr>
-            <w:t>Click here to enter text.</w:t>
+            <w:t>${proceso_codigo}</w:t>
           </w:r>
         </w:p>
       </w:docPartBody>
@@ -7582,7 +7582,7 @@
             <w:rPr>
               <w:rStyle w:val="Textodelmarcadordeposicin"/>
             </w:rPr>
-            <w:t>Click here to enter text.</w:t>
+            <w:t>${proceso_codigo}</w:t>
           </w:r>
         </w:p>
       </w:docPartBody>
@@ -7611,7 +7611,7 @@
             <w:rPr>
               <w:rStyle w:val="Textodelmarcadordeposicin"/>
             </w:rPr>
-            <w:t>Click here to enter text.</w:t>
+            <w:t>${proceso_codigo}</w:t>
           </w:r>
         </w:p>
       </w:docPartBody>
@@ -7640,7 +7640,7 @@
             <w:rPr>
               <w:rStyle w:val="Textodelmarcadordeposicin"/>
             </w:rPr>
-            <w:t>Click here to enter text.</w:t>
+            <w:t>${proceso_codigo}</w:t>
           </w:r>
         </w:p>
       </w:docPartBody>
@@ -7669,7 +7669,7 @@
             <w:rPr>
               <w:rStyle w:val="Textodelmarcadordeposicin"/>
             </w:rPr>
-            <w:t>Click here to enter text.</w:t>
+            <w:t>${proceso_codigo}</w:t>
           </w:r>
         </w:p>
       </w:docPartBody>
@@ -7698,7 +7698,7 @@
             <w:rPr>
               <w:rStyle w:val="Textodelmarcadordeposicin"/>
             </w:rPr>
-            <w:t>Click here to enter text.</w:t>
+            <w:t>${proceso_codigo}</w:t>
           </w:r>
         </w:p>
       </w:docPartBody>
@@ -7727,7 +7727,7 @@
             <w:rPr>
               <w:rStyle w:val="Textodelmarcadordeposicin"/>
             </w:rPr>
-            <w:t>Click here to enter text.</w:t>
+            <w:t>${proceso_codigo}</w:t>
           </w:r>
         </w:p>
       </w:docPartBody>
@@ -7756,7 +7756,7 @@
             <w:rPr>
               <w:rStyle w:val="Textodelmarcadordeposicin"/>
             </w:rPr>
-            <w:t>Click here to enter text.</w:t>
+            <w:t>${proceso_codigo}</w:t>
           </w:r>
         </w:p>
       </w:docPartBody>

--- a/resources/form_templates/estandar/SNCC_F021_Estudio_de_Precios.docx
+++ b/resources/form_templates/estandar/SNCC_F021_Estudio_de_Precios.docx
@@ -4796,6 +4796,17 @@
       <w:cols w:space="708"/>
       <w:docGrid w:linePitch="360"/>
     </w:sectPr>
+    <w:p>
+      <w:pPr>
+        <w:jc w:val="center"/>
+      </w:pPr>
+      <w:r>
+        <w:rPr>
+          <w:sz w:val="20"/>
+        </w:rPr>
+        <w:t>${img_sello}</w:t>
+      </w:r>
+    </w:p>
   </w:body>
 </w:document>
 </file>

--- a/resources/form_templates/estandar/SNCC_F021_Estudio_de_Precios.docx
+++ b/resources/form_templates/estandar/SNCC_F021_Estudio_de_Precios.docx
@@ -4796,17 +4796,50 @@
       <w:cols w:space="708"/>
       <w:docGrid w:linePitch="360"/>
     </w:sectPr>
-    <w:p>
-      <w:pPr>
+    <w:tbl>
+      <w:tblPr>
+        <w:tblW w:w="0" w:type="auto"/>
+        <w:tblBorders>
+          <w:top w:val="none" w:sz="0" w:space="0" w:color="auto"/>
+          <w:left w:val="none" w:sz="0" w:space="0" w:color="auto"/>
+          <w:bottom w:val="none" w:sz="0" w:space="0" w:color="auto"/>
+          <w:right w:val="none" w:sz="0" w:space="0" w:color="auto"/>
+          <w:insideH w:val="none" w:sz="0" w:space="0" w:color="auto"/>
+          <w:insideV w:val="none" w:sz="0" w:space="0" w:color="auto"/>
+        </w:tblBorders>
         <w:jc w:val="center"/>
-      </w:pPr>
-      <w:r>
-        <w:rPr>
-          <w:sz w:val="20"/>
-        </w:rPr>
-        <w:t>${img_sello}</w:t>
-      </w:r>
-    </w:p>
+      </w:tblPr>
+      <w:tr>
+        <w:tc>
+          <w:tcPr>
+            <w:tcW w:w="4800" w:type="dxa"/>
+            <w:vAlign w:val="bottom"/>
+          </w:tcPr>
+          <w:p>
+            <w:pPr>
+              <w:jc w:val="center"/>
+            </w:pPr>
+            <w:r>
+              <w:t>${img_firma}</w:t>
+            </w:r>
+          </w:p>
+        </w:tc>
+        <w:tc>
+          <w:tcPr>
+            <w:tcW w:w="4800" w:type="dxa"/>
+            <w:vAlign w:val="bottom"/>
+          </w:tcPr>
+          <w:p>
+            <w:pPr>
+              <w:jc w:val="center"/>
+            </w:pPr>
+            <w:r>
+              <w:t>${img_sello}</w:t>
+            </w:r>
+          </w:p>
+        </w:tc>
+      </w:tr>
+    </w:tbl>
   </w:body>
 </w:document>
 </file>
